--- a/docs/CCU_PRACTICUM_Гайд_пользователя.docx
+++ b/docs/CCU_PRACTICUM_Гайд_пользователя.docx
@@ -828,7 +828,7 @@
           <w:color w:val="46484B"/>
           <w:sz w:val="24"/>
         </w:rPr>
-        <w:t>Добавьте студента</w:t>
+        <w:t>Загрузите студентов группы из Excel</w:t>
       </w:r>
     </w:p>
     <w:p>
@@ -844,7 +844,7 @@
           <w:color w:val="1F2024"/>
           <w:sz w:val="21"/>
         </w:rPr>
-        <w:t>Меню → Студенты → «Добавить студента». Заполните ФИО, ИИН, группу, специальность и её код, период практики, форму обучения, вид практики, руководителей от колледжа и от предприятия. При наличии — данные законного представителя.</w:t>
+        <w:t>Меню → Группы → «Загрузить из Excel». Подойдёт шаблон (кнопка «Скачать шаблон Excel»), ваш файл со столбцами «ФИО», «ИИН», «Группа» или список группы в привычном виде (блок «Курс / Специальность / Группа» и столбец с ФИО). Группа берётся из столбца, из блока над списком или из названия листа. Перед сохранением система показывает проверку: сколько студентов будет добавлено и обновлено, какие строки с ошибками и почему. Ничего не сохраняется, пока вы не подтвердите. Уже существующие студенты находятся по ИИН или ФИО — дубли не создаются.</w:t>
       </w:r>
     </w:p>
     <w:p>
@@ -869,7 +869,7 @@
           <w:color w:val="46484B"/>
           <w:sz w:val="24"/>
         </w:rPr>
-        <w:t>Создайте договор</w:t>
+        <w:t>Назначьте предприятие и сроки практики</w:t>
       </w:r>
     </w:p>
     <w:p>
@@ -885,7 +885,7 @@
           <w:color w:val="1F2024"/>
           <w:sz w:val="21"/>
         </w:rPr>
-        <w:t>Меню → Договоры → «+ Новый договор». Выберите партнёра и студента, укажите дату. Номер ПП-ГОД-NNN присваивается автоматически.</w:t>
+        <w:t>Меню → Группы → карточка группы → «Назначить практику»: предприятие, даты, руководители. Это можно сделать сразу при загрузке файла. Если у предприятия не хватает мест, система предупредит. Отдельных студентов можно добавлять и править вручную в разделе «Студенты».</w:t>
       </w:r>
     </w:p>
     <w:p>
@@ -910,7 +910,7 @@
           <w:color w:val="46484B"/>
           <w:sz w:val="24"/>
         </w:rPr>
-        <w:t>Сформируйте файлы</w:t>
+        <w:t>Оформите договоры на всю группу</w:t>
       </w:r>
     </w:p>
     <w:p>
@@ -926,7 +926,7 @@
           <w:color w:val="1F2024"/>
           <w:sz w:val="21"/>
         </w:rPr>
-        <w:t>Откройте карточку договора и нажмите «Сформировать договор». Платформа сгенерирует DOCX из шаблона и автоматически сконвертирует в PDF.</w:t>
+        <w:t>Карточка группы → «Создать договоры». Мастер заранее покажет, для скольких студентов будут созданы договоры (номера ПП-ГОД-NNN присваиваются автоматически) и кого пропустит — например, если не хватает ИИН или не назначено предприятие. Затем он создаст договоры, сформирует DOCX/PDF (с индикатором хода) и, по желанию, сразу выпустит ссылки на подпись. Один договор: Меню → Договоры → «Новый договор».</w:t>
       </w:r>
     </w:p>
     <w:p>
@@ -951,7 +951,7 @@
           <w:color w:val="46484B"/>
           <w:sz w:val="24"/>
         </w:rPr>
-        <w:t>Отправьте на подписание</w:t>
+        <w:t>Отправьте ссылки на подписание</w:t>
       </w:r>
     </w:p>
     <w:p>
@@ -967,7 +967,7 @@
           <w:color w:val="1F2024"/>
           <w:sz w:val="21"/>
         </w:rPr>
-        <w:t>В разделе «Документооборот» нажмите «Отправить партнёру и студенту» или «Отправить всем». Будут созданы три одноразовые ссылки. Скопируйте их из модального окна и передайте получателям (email / WhatsApp / Telegram — кнопки уже встроены).</w:t>
+        <w:t>В конце мастера (или в списке договоров: выделить → «Отправить на подпись») скачайте Excel со ссылками и готовыми текстами сообщений — для рассылки в WhatsApp, Telegram или на почту. Система сама ничего не рассылает. В карточке договора ссылку можно скопировать, отправить в WhatsApp по номеру телефона стороны, продлить срок (ссылка остаётся прежней) или выпустить новую.</w:t>
       </w:r>
     </w:p>
     <w:p>
@@ -1008,7 +1008,7 @@
           <w:color w:val="1F2024"/>
           <w:sz w:val="21"/>
         </w:rPr>
-        <w:t>Рядом со строкой «Колледж» нажмите «Подписать здесь». Откроется NCALayer — выберите ключ ЭЦП директора и введите PIN. Подпись будет привязана к договору.</w:t>
+        <w:t>В карточке договора рядом со строкой «Колледж» нажмите «Подписать здесь». Откроется NCALayer — выберите ключ ЭЦП директора и введите PIN. Подпись будет привязана к договору.</w:t>
       </w:r>
     </w:p>
     <w:p>
@@ -1049,7 +1049,7 @@
           <w:color w:val="1F2024"/>
           <w:sz w:val="21"/>
         </w:rPr>
-        <w:t>В карточке договора видны статусы каждой стороны: pending / viewed / signed / revoked. Можно «Перевыпустить» (новый токен) или «Отозвать» просроченную или ошибочно отправленную ссылку.</w:t>
+        <w:t>Дашборд показывает, что требует внимания: ссылки, срок которых истекает, договоры без подписей больше недели, черновики с неполными данными. В карточке договора блок «Следующий шаг» подсказывает, что делать дальше, а чек-лист готовности — каких данных не хватает, со ссылкой на исправление.</w:t>
       </w:r>
     </w:p>
     <w:p>
@@ -1090,7 +1090,7 @@
           <w:color w:val="1F2024"/>
           <w:sz w:val="21"/>
         </w:rPr>
-        <w:t>Если параллельно подписали бумажную версию — загрузите её скан в разделе «Управление статусом». Когда документооборот окончен — переведите статус в «Завершён». Договор останется в Электронном архиве.</w:t>
+        <w:t>Если параллельно подписали бумажную версию — загрузите её скан в карточке договора. Когда документооборот окончен — завершите договор. Он останется в Электронном архиве; реестр можно выгрузить в Excel.</w:t>
       </w:r>
     </w:p>
     <w:tbl>
@@ -1460,7 +1460,7 @@
           <w:color w:val="1F2024"/>
           <w:sz w:val="21"/>
         </w:rPr>
-        <w:t>На открывшейся странице вы увидите все реквизиты договора: номер, дату, информацию о студенте, периоде практики и о вашей организации. Скачайте полный текст в DOCX или PDF, чтобы внимательно ознакомиться.</w:t>
+        <w:t>Договор показан прямо на странице (PDF) — прочитайте его полностью. Рядом указаны реквизиты: номер, дата, студент, период практики, ваша организация (ИИН/БИН показаны частично). При необходимости скачайте DOCX или PDF.</w:t>
       </w:r>
     </w:p>
     <w:p>
@@ -1526,7 +1526,7 @@
           <w:color w:val="46484B"/>
           <w:sz w:val="24"/>
         </w:rPr>
-        <w:t>Нажмите «Подписать ЭЦП»</w:t>
+        <w:t>Подтвердите ознакомление и нажмите «Подписать ЭЦП»</w:t>
       </w:r>
     </w:p>
     <w:p>
@@ -1542,7 +1542,7 @@
           <w:color w:val="1F2024"/>
           <w:sz w:val="21"/>
         </w:rPr>
-        <w:t>Откроется окно NCALayer. Выберите хранилище ключа (PKCS12 / удостоверение / токен), укажите путь к файлу подписи, введите PIN-код. После подтверждения подпись будет автоматически отправлена в систему колледжа.</w:t>
+        <w:t>Отметьте «Я ознакомился с содержанием договора» — кнопка подписи станет активной. Откроется окно NCALayer. Выберите хранилище ключа (PKCS12 / удостоверение / токен), укажите путь к файлу подписи, введите PIN-код. После подтверждения подпись будет автоматически отправлена в систему колледжа.</w:t>
       </w:r>
     </w:p>
     <w:p>
@@ -1887,7 +1887,7 @@
           <w:color w:val="1F2024"/>
           <w:sz w:val="21"/>
         </w:rPr>
-        <w:t>Убедитесь, что ваши ФИО, ИИН, группа, специальность, период практики и название предприятия совпадают с реальностью. Если есть ошибка — не подписывайте и сообщите в колледж, чтобы они исправили данные.</w:t>
+        <w:t>Договор виден на странице (PDF). Убедитесь, что ваши ФИО, группа, специальность, период практики и название предприятия совпадают с реальностью. Если есть ошибка — не подписывайте и сообщите в колледж, чтобы они исправили данные.</w:t>
       </w:r>
     </w:p>
     <w:p>
@@ -1969,7 +1969,7 @@
           <w:color w:val="1F2024"/>
           <w:sz w:val="21"/>
         </w:rPr>
-        <w:t>Нажмите большую кнопку «Подписать ЭЦП». В окне NCALayer выберите ваш сертификат (обычно файл RSA*.p12), введите пароль ЭЦП. После подтверждения подпись передаётся в систему.</w:t>
+        <w:t>Отметьте «Я ознакомился с содержанием договора» и нажмите «Подписать ЭЦП». В окне NCALayer выберите ваш сертификат (обычно файл RSA*.p12), введите пароль ЭЦП. После подтверждения подпись передаётся в систему.</w:t>
       </w:r>
     </w:p>
     <w:p>
@@ -2012,6 +2012,96 @@
         </w:rPr>
         <w:t>Появится зелёный блок «Договор подписан с вашей стороны». Ссылка останется активной для просмотра, но повторно подписать вы не сможете. Когда все три стороны (колледж, предприятие и вы) подпишут — договор автоматически перейдёт в статус «Подписан».</w:t>
       </w:r>
+    </w:p>
+    <w:tbl>
+      <w:tblPr>
+        <w:tblW w:type="auto" w:w="0"/>
+        <w:tblLayout w:type="autofit"/>
+        <w:tblLook w:firstColumn="1" w:firstRow="1" w:lastColumn="0" w:lastRow="0" w:noHBand="0" w:noVBand="1" w:val="04A0"/>
+      </w:tblPr>
+      <w:tblGrid>
+        <w:gridCol w:w="9518"/>
+      </w:tblGrid>
+      <w:tr>
+        <w:tc>
+          <w:tcPr>
+            <w:tcW w:type="dxa" w:w="9518"/>
+            <w:shd w:val="clear" w:color="auto" w:fill="F7F3F1"/>
+            <w:tcBorders>
+              <w:top w:val="single" w:sz="12" w:space="0" w:color="E85A3F"/>
+              <w:left w:val="single" w:sz="12" w:space="0" w:color="E85A3F"/>
+              <w:bottom w:val="single" w:sz="12" w:space="0" w:color="E85A3F"/>
+              <w:right w:val="single" w:sz="12" w:space="0" w:color="E85A3F"/>
+            </w:tcBorders>
+            <w:vAlign w:val="center"/>
+          </w:tcPr>
+          <w:p>
+            <w:pPr>
+              <w:spacing w:after="80"/>
+            </w:pPr>
+            <w:r>
+              <w:rPr>
+                <w:rFonts w:ascii="Inter" w:hAnsi="Inter"/>
+                <w:b/>
+                <w:i w:val="0"/>
+                <w:color w:val="E85A3F"/>
+                <w:sz w:val="22"/>
+              </w:rPr>
+              <w:t>Подписать с телефона через eGov mobile</w:t>
+            </w:r>
+          </w:p>
+          <w:p>
+            <w:pPr>
+              <w:spacing w:after="40"/>
+            </w:pPr>
+            <w:r>
+              <w:rPr>
+                <w:rFonts w:ascii="Inter" w:hAnsi="Inter"/>
+                <w:b w:val="0"/>
+                <w:i w:val="0"/>
+                <w:color w:val="1F2024"/>
+                <w:sz w:val="20"/>
+              </w:rPr>
+              <w:t>Если колледж включил этот способ, на странице подписания выберите «eGov mobile».</w:t>
+            </w:r>
+          </w:p>
+          <w:p>
+            <w:pPr>
+              <w:spacing w:after="40"/>
+            </w:pPr>
+            <w:r>
+              <w:rPr>
+                <w:rFonts w:ascii="Inter" w:hAnsi="Inter"/>
+                <w:b w:val="0"/>
+                <w:i w:val="0"/>
+                <w:color w:val="1F2024"/>
+                <w:sz w:val="20"/>
+              </w:rPr>
+              <w:t>На компьютере отсканируйте QR-код приложением eGov mobile; на телефоне нажмите «Открыть eGov mobile».</w:t>
+            </w:r>
+          </w:p>
+          <w:p>
+            <w:pPr>
+              <w:spacing w:after="40"/>
+            </w:pPr>
+            <w:r>
+              <w:rPr>
+                <w:rFonts w:ascii="Inter" w:hAnsi="Inter"/>
+                <w:b w:val="0"/>
+                <w:i w:val="0"/>
+                <w:color w:val="1F2024"/>
+                <w:sz w:val="20"/>
+              </w:rPr>
+              <w:t>Проверьте договор в приложении и подтвердите подпись PIN-кодом или биометрией — NCALayer и файл ключа не нужны.</w:t>
+            </w:r>
+          </w:p>
+        </w:tc>
+      </w:tr>
+    </w:tbl>
+    <w:p>
+      <w:pPr>
+        <w:spacing w:after="80"/>
+      </w:pPr>
     </w:p>
     <w:tbl>
       <w:tblPr>
